--- a/2026年7月1日_3场预测.docx
+++ b/2026年7月1日_3场预测.docx
@@ -18,10 +18,10 @@
         <w:rPr>
           <w:rFonts w:ascii="微软雅黑" w:hAnsi="微软雅黑" w:eastAsia="微软雅黑"/>
           <w:b w:val="0"/>
-          <w:color w:val="666666"/>
+          <w:color w:val="7F8C8D"/>
           <w:sz w:val="16"/>
         </w:rPr>
-        <w:t>生成时间: 2026年6月30日 北京时间 16:00</w:t>
+        <w:t>生成时间: 2026年6月30日 北京时间 16:00  |  更新: 2026年7月1日 08:05 BJT (官方首发确认+赔率)</w:t>
       </w:r>
     </w:p>
     <w:p>
@@ -29,10 +29,10 @@
         <w:rPr>
           <w:rFonts w:ascii="微软雅黑" w:hAnsi="微软雅黑" w:eastAsia="微软雅黑"/>
           <w:b w:val="0"/>
-          <w:color w:val="666666"/>
+          <w:color w:val="7F8C8D"/>
           <w:sz w:val="16"/>
         </w:rPr>
-        <w:t>数据来源: ESPN API + Sports Mole + SI + RotoWire + Transfermarkt (Mundo Deportivo)</w:t>
+        <w:t>数据来源: ESPN API + FIFA API + Sports Mole + SI + RotoWire + Transfermarkt + DraftKings</w:t>
       </w:r>
     </w:p>
     <w:p>
@@ -40,10 +40,10 @@
         <w:rPr>
           <w:rFonts w:ascii="微软雅黑" w:hAnsi="微软雅黑" w:eastAsia="微软雅黑"/>
           <w:b w:val="0"/>
-          <w:color w:val="666666"/>
+          <w:color w:val="7F8C8D"/>
           <w:sz w:val="16"/>
         </w:rPr>
-        <w:t>分析框架: CLAUDE.md v17 + 6月30日复盘教训(身价比阈值提高+备选覆盖冷平+点球门将加权)</w:t>
+        <w:t>分析框架: CLAUDE.md v17 + 6月30日复盘教训(淘汰赛身价比阈值提高+备选覆盖冷平+点球门将加权)</w:t>
       </w:r>
     </w:p>
     <w:p/>
@@ -726,7 +726,7 @@
                 <w:rFonts w:ascii="微软雅黑" w:hAnsi="微软雅黑" w:eastAsia="微软雅黑"/>
                 <w:sz w:val="18"/>
               </w:rPr>
-              <w:t>中</w:t>
+              <w:t>中→中偏高</w:t>
             </w:r>
           </w:p>
         </w:tc>
@@ -741,7 +741,7 @@
           <w:color w:val="1A1A2E"/>
           <w:sz w:val="24"/>
         </w:rPr>
-        <w:t>淘汰赛路径 (含6/30冷门更新)</w:t>
+        <w:t>淘汰赛路径 (含6/30冷门影响)</w:t>
       </w:r>
     </w:p>
     <w:tbl>
@@ -858,7 +858,7 @@
                 <w:b w:val="0"/>
                 <w:sz w:val="18"/>
               </w:rPr>
-              <w:t>法国 → R16 → 巴拉圭(非德国!) → 八强</w:t>
+              <w:t>法国/瑞典 → R16 → 巴拉圭(非德国!) → 八强</w:t>
             </w:r>
           </w:p>
         </w:tc>
@@ -878,7 +878,7 @@
                 <w:b/>
                 <w:sz w:val="18"/>
               </w:rPr>
-              <w:t>大幅降低! [火]</w:t>
+              <w:t>大幅降低!</w:t>
             </w:r>
           </w:p>
         </w:tc>
@@ -930,6 +930,17 @@
         <w:rPr>
           <w:rFonts w:ascii="微软雅黑" w:hAnsi="微软雅黑" w:eastAsia="微软雅黑"/>
           <w:b/>
+          <w:color w:val="C0392B"/>
+          <w:sz w:val="18"/>
+        </w:rPr>
+        <w:t>已确定: 巴西淘汰日本等待R16 / 巴拉圭点球淘汰德国等待R16 / 摩洛哥淘汰荷兰等待加拿大</w:t>
+      </w:r>
+    </w:p>
+    <w:p>
+      <w:r>
+        <w:rPr>
+          <w:rFonts w:ascii="微软雅黑" w:hAnsi="微软雅黑" w:eastAsia="微软雅黑"/>
+          <w:b w:val="0"/>
           <w:color w:val="C0392B"/>
           <w:sz w:val="18"/>
         </w:rPr>
@@ -1216,7 +1227,7 @@
                 <w:b w:val="0"/>
                 <w:sz w:val="18"/>
               </w:rPr>
-              <w:t>挪威: 超级巨星型(偏单一) | 科特迪瓦: 大巴+双爆点反击型</w:t>
+              <w:t>挪威: 超级巨星型(偏单一)—哈兰德世界最佳9号 | 科特迪瓦: 大巴+双爆点反击型</w:t>
             </w:r>
           </w:p>
         </w:tc>
@@ -1258,7 +1269,7 @@
                 <w:b w:val="0"/>
                 <w:sz w:val="18"/>
               </w:rPr>
-              <w:t>中高 — 科特迪瓦首次淘汰赛, 但挪威防线10场仅1零封</w:t>
+              <w:t>中高 — 科特迪瓦队史首次淘汰赛, 但挪威防线10场仅1零封</w:t>
             </w:r>
           </w:p>
         </w:tc>
@@ -1398,7 +1409,7 @@
                 <w:color w:val="1A1A2E"/>
                 <w:sz w:val="18"/>
               </w:rPr>
-              <w:t>科特迪瓦 (E组第2, 6分, +1GD)</w:t>
+              <w:t>科特迪瓦 (E组第2, 6分) 队史首次进入淘汰赛</w:t>
             </w:r>
           </w:p>
         </w:tc>
@@ -1479,7 +1490,7 @@
                 <w:rFonts w:ascii="微软雅黑" w:hAnsi="微软雅黑" w:eastAsia="微软雅黑"/>
                 <w:sz w:val="18"/>
               </w:rPr>
-              <w:t>迪亚洛90'绝杀</w:t>
+              <w:t>迪亚洛90'绝杀, 开门红</w:t>
             </w:r>
           </w:p>
         </w:tc>
@@ -1556,7 +1567,7 @@
                 <w:rFonts w:ascii="微软雅黑" w:hAnsi="微软雅黑" w:eastAsia="微软雅黑"/>
                 <w:sz w:val="18"/>
               </w:rPr>
-              <w:t>凯西先破门→昂达夫双响逆转</w:t>
+              <w:t>凯西先破门→昂达夫替补双响逆转</w:t>
             </w:r>
           </w:p>
         </w:tc>
@@ -1661,7 +1672,7 @@
                 <w:color w:val="1A1A2E"/>
                 <w:sz w:val="18"/>
               </w:rPr>
-              <w:t>挪威 (I组第2, 6分, +3GD)</w:t>
+              <w:t>挪威 (I组第2, 6分) 哈兰德依赖症严重</w:t>
             </w:r>
           </w:p>
         </w:tc>
@@ -1742,7 +1753,7 @@
                 <w:rFonts w:ascii="微软雅黑" w:hAnsi="微软雅黑" w:eastAsia="微软雅黑"/>
                 <w:sz w:val="18"/>
               </w:rPr>
-              <w:t>哈兰德2球</w:t>
+              <w:t>哈兰德2球, 上半场曾被紧逼</w:t>
             </w:r>
           </w:p>
         </w:tc>
@@ -1819,7 +1830,7 @@
                 <w:rFonts w:ascii="微软雅黑" w:hAnsi="微软雅黑" w:eastAsia="微软雅黑"/>
                 <w:sz w:val="18"/>
               </w:rPr>
-              <w:t>哈兰德再2球, 防线失2球</w:t>
+              <w:t>哈兰德再2球, 防线失2球拉响警报</w:t>
             </w:r>
           </w:p>
         </w:tc>
@@ -1880,7 +1891,7 @@
                 <w:rFonts w:ascii="微软雅黑" w:hAnsi="微软雅黑" w:eastAsia="微软雅黑"/>
                 <w:sz w:val="18"/>
               </w:rPr>
-              <w:t>1-4</w:t>
+              <w:t>4-1</w:t>
             </w:r>
           </w:p>
         </w:tc>
@@ -1900,12 +1911,44 @@
                 <w:rFonts w:ascii="微软雅黑" w:hAnsi="微软雅黑" w:eastAsia="微软雅黑"/>
                 <w:sz w:val="18"/>
               </w:rPr>
-              <w:t>无哈兰德=0威胁, 登贝莱帽子戏法</w:t>
+              <w:t>轮换哈兰德→全队无还手之力, 登贝莱帽子戏法</w:t>
             </w:r>
           </w:p>
         </w:tc>
       </w:tr>
     </w:tbl>
+    <w:p/>
+    <w:p>
+      <w:r>
+        <w:rPr>
+          <w:rFonts w:ascii="微软雅黑" w:hAnsi="微软雅黑" w:eastAsia="微软雅黑"/>
+          <w:b/>
+          <w:color w:val="1A1A2E"/>
+          <w:sz w:val="20"/>
+        </w:rPr>
+        <w:t>首轮球员评分</w:t>
+      </w:r>
+    </w:p>
+    <w:p>
+      <w:r>
+        <w:rPr>
+          <w:rFonts w:ascii="微软雅黑" w:hAnsi="微软雅黑" w:eastAsia="微软雅黑"/>
+          <w:b w:val="0"/>
+          <w:sz w:val="17"/>
+        </w:rPr>
+        <w:t>科特迪瓦: 佩佩 8.0(对库拉索2球)/ 迪奥曼德 7.8(边路爆点)/ 凯西 7.5(中场核心)/ 桑加雷 7.3/ 科索努 7.4(3场2零封) | 最低分: 进攻创造力不够稳定</w:t>
+      </w:r>
+    </w:p>
+    <w:p>
+      <w:r>
+        <w:rPr>
+          <w:rFonts w:ascii="微软雅黑" w:hAnsi="微软雅黑" w:eastAsia="微软雅黑"/>
+          <w:b w:val="0"/>
+          <w:sz w:val="17"/>
+        </w:rPr>
+        <w:t>挪威: 哈兰德 9.2 MOTM(4球,52场59球)/ 厄德高 7.8(本届0球0助)/ 努萨 7.5/ 贝格 7.2/ 阿耶尔 6.8 | 最低分: 挪威防线=5.5(10场仅1零封)</w:t>
+      </w:r>
+    </w:p>
     <w:p/>
     <w:p>
       <w:r>
@@ -2257,7 +2300,7 @@
                 <w:rFonts w:ascii="微软雅黑" w:hAnsi="微软雅黑" w:eastAsia="微软雅黑"/>
                 <w:sz w:val="18"/>
               </w:rPr>
-              <w:t>科特迪瓦3场2零封</w:t>
+              <w:t>科特迪瓦3场2零封(防守纪律)</w:t>
             </w:r>
           </w:p>
         </w:tc>
@@ -2318,7 +2361,7 @@
                 <w:rFonts w:ascii="微软雅黑" w:hAnsi="微软雅黑" w:eastAsia="微软雅黑"/>
                 <w:sz w:val="18"/>
               </w:rPr>
-              <w:t>哈兰德缺席时挪威=另一支队</w:t>
+              <w:t>哈兰德缺席时挪威=另一支队(对法国1-4)</w:t>
             </w:r>
           </w:p>
         </w:tc>
@@ -2356,7 +2399,7 @@
                 <w:rFonts w:ascii="微软雅黑" w:hAnsi="微软雅黑" w:eastAsia="微软雅黑"/>
                 <w:sz w:val="18"/>
               </w:rPr>
-              <w:t>无哈兰德时对法国0威胁</w:t>
+              <w:t>如果哈兰德被锁死, 挪威无B计划</w:t>
             </w:r>
           </w:p>
         </w:tc>
@@ -2378,7 +2421,7 @@
                 <w:rFonts w:ascii="微软雅黑" w:hAnsi="微软雅黑" w:eastAsia="微软雅黑"/>
                 <w:sz w:val="18"/>
               </w:rPr>
-              <w:t>科特迪瓦首次淘汰赛</w:t>
+              <w:t>厄德高本届0球0助(创造核心哑火)</w:t>
             </w:r>
           </w:p>
         </w:tc>
@@ -2398,7 +2441,7 @@
                 <w:rFonts w:ascii="微软雅黑" w:hAnsi="微软雅黑" w:eastAsia="微软雅黑"/>
                 <w:sz w:val="18"/>
               </w:rPr>
-              <w:t>挪威 ★</w:t>
+              <w:t>科特迪瓦 ★</w:t>
             </w:r>
           </w:p>
         </w:tc>
@@ -2418,7 +2461,7 @@
                 <w:rFonts w:ascii="微软雅黑" w:hAnsi="微软雅黑" w:eastAsia="微软雅黑"/>
                 <w:sz w:val="18"/>
               </w:rPr>
-              <w:t>心理经验不足</w:t>
+              <w:t>挪威进攻仅靠哈兰德终结</w:t>
             </w:r>
           </w:p>
         </w:tc>
@@ -2439,6 +2482,66 @@
                 <w:rFonts w:ascii="微软雅黑" w:hAnsi="微软雅黑" w:eastAsia="微软雅黑"/>
                 <w:sz w:val="18"/>
               </w:rPr>
+              <w:t>科特迪瓦首次淘汰赛(经验不足)</w:t>
+            </w:r>
+          </w:p>
+        </w:tc>
+        <w:tc>
+          <w:tcPr>
+            <w:tcW w:type="dxa" w:w="5046"/>
+            <w:vAlign w:val="center"/>
+          </w:tcPr>
+          <w:p>
+            <w:pPr>
+              <w:jc w:val="center"/>
+            </w:pPr>
+            <w:r/>
+            <w:r>
+              <w:rPr>
+                <w:rFonts w:ascii="微软雅黑" w:hAnsi="微软雅黑" w:eastAsia="微软雅黑"/>
+                <w:sz w:val="18"/>
+              </w:rPr>
+              <w:t>挪威 ★</w:t>
+            </w:r>
+          </w:p>
+        </w:tc>
+        <w:tc>
+          <w:tcPr>
+            <w:tcW w:type="dxa" w:w="5046"/>
+            <w:vAlign w:val="center"/>
+          </w:tcPr>
+          <w:p>
+            <w:pPr>
+              <w:jc w:val="center"/>
+            </w:pPr>
+            <w:r/>
+            <w:r>
+              <w:rPr>
+                <w:rFonts w:ascii="微软雅黑" w:hAnsi="微软雅黑" w:eastAsia="微软雅黑"/>
+                <w:sz w:val="18"/>
+              </w:rPr>
+              <w:t>心理层面, 但挪威也是28年来首次淘汰赛</w:t>
+            </w:r>
+          </w:p>
+        </w:tc>
+      </w:tr>
+      <w:tr>
+        <w:tc>
+          <w:tcPr>
+            <w:tcW w:type="dxa" w:w="5046"/>
+            <w:shd w:fill="F2F2F2"/>
+            <w:vAlign w:val="center"/>
+          </w:tcPr>
+          <w:p>
+            <w:pPr>
+              <w:jc w:val="center"/>
+            </w:pPr>
+            <w:r/>
+            <w:r>
+              <w:rPr>
+                <w:rFonts w:ascii="微软雅黑" w:hAnsi="微软雅黑" w:eastAsia="微软雅黑"/>
+                <w:sz w:val="18"/>
+              </w:rPr>
               <w:t>身价比1:2.1(3:1~10:1区间偏下)</w:t>
             </w:r>
           </w:p>
@@ -2446,6 +2549,7 @@
         <w:tc>
           <w:tcPr>
             <w:tcW w:type="dxa" w:w="5046"/>
+            <w:shd w:fill="F2F2F2"/>
             <w:vAlign w:val="center"/>
           </w:tcPr>
           <w:p>
@@ -2465,6 +2569,7 @@
         <w:tc>
           <w:tcPr>
             <w:tcW w:type="dxa" w:w="5046"/>
+            <w:shd w:fill="F2F2F2"/>
             <w:vAlign w:val="center"/>
           </w:tcPr>
           <w:p>
@@ -2675,7 +2780,7 @@
                 <w:rFonts w:ascii="微软雅黑" w:hAnsi="微软雅黑" w:eastAsia="微软雅黑"/>
                 <w:sz w:val="18"/>
               </w:rPr>
-              <w:t>右中卫, 腿筋问题</w:t>
+              <w:t>右中卫, 腿筋问题。缺阵=科索努搭档乌斯曼·迪奥曼德</w:t>
             </w:r>
           </w:p>
         </w:tc>
@@ -2753,7 +2858,7 @@
                 <w:rFonts w:ascii="微软雅黑" w:hAnsi="微软雅黑" w:eastAsia="微软雅黑"/>
                 <w:sz w:val="18"/>
               </w:rPr>
-              <w:t>多特右后卫, 大腿伤→奥尔斯内斯客串</w:t>
+              <w:t>多特右后卫, 大腿伤→奥尔斯内斯(中场)客串→右路防守削弱</w:t>
             </w:r>
           </w:p>
         </w:tc>
@@ -2938,7 +3043,7 @@
           <w:b w:val="0"/>
           <w:sz w:val="18"/>
         </w:rPr>
-        <w:t>4/5 — 低位防守:良好 | 速度反击:特优(佩佩+迪奥曼德) | 定位球:良好 | 前30分钟:良好 | 被压制不崩盘:良好</w:t>
+        <w:t>4/5 — 低位防守:良好 | 速度反击:特优(佩佩+迪奥曼德=本届非洲最快双翼) | 定位球:良好 | 前30分钟:良好 | 被压制不崩盘:良好</w:t>
       </w:r>
     </w:p>
     <w:p>
@@ -2946,7 +3051,7 @@
         <w:rPr>
           <w:rFonts w:ascii="微软雅黑" w:hAnsi="微软雅黑" w:eastAsia="微软雅黑"/>
           <w:b w:val="0"/>
-          <w:color w:val="666666"/>
+          <w:color w:val="7F8C8D"/>
           <w:sz w:val="18"/>
         </w:rPr>
         <w:t>唯一瑕疵: 对德国的下半场被逆转暴露被持续压制时的脆弱。</w:t>
@@ -3071,7 +3176,7 @@
         <w:tc>
           <w:tcPr>
             <w:tcW w:type="dxa" w:w="3784"/>
-            <w:shd w:fill="27AE60"/>
+            <w:shd w:fill="E8F8F5"/>
             <w:vAlign w:val="center"/>
           </w:tcPr>
           <w:p>
@@ -3092,7 +3197,7 @@
         <w:tc>
           <w:tcPr>
             <w:tcW w:type="dxa" w:w="3784"/>
-            <w:shd w:fill="27AE60"/>
+            <w:shd w:fill="E8F8F5"/>
             <w:vAlign w:val="center"/>
           </w:tcPr>
           <w:p>
@@ -3113,7 +3218,7 @@
         <w:tc>
           <w:tcPr>
             <w:tcW w:type="dxa" w:w="3784"/>
-            <w:shd w:fill="27AE60"/>
+            <w:shd w:fill="E8F8F5"/>
             <w:vAlign w:val="center"/>
           </w:tcPr>
           <w:p>
@@ -3134,7 +3239,7 @@
         <w:tc>
           <w:tcPr>
             <w:tcW w:type="dxa" w:w="3784"/>
-            <w:shd w:fill="27AE60"/>
+            <w:shd w:fill="E8F8F5"/>
             <w:vAlign w:val="center"/>
           </w:tcPr>
           <w:p>
@@ -3148,7 +3253,7 @@
                 <w:b w:val="0"/>
                 <w:sz w:val="18"/>
               </w:rPr>
-              <w:t>哈兰德破门→科特迪瓦扳平→挪威锁定</w:t>
+              <w:t>哈兰德上半场破门→科特迪瓦反击扳平→哈兰德/索尔洛特锁定</w:t>
             </w:r>
           </w:p>
         </w:tc>
@@ -3386,7 +3491,7 @@
                 <w:rFonts w:ascii="微软雅黑" w:hAnsi="微软雅黑" w:eastAsia="微软雅黑"/>
                 <w:sz w:val="18"/>
               </w:rPr>
-              <w:t>科特迪瓦大巴成功→加时挪威深度优势</w:t>
+              <w:t>科特迪瓦大巴成功→哈兰德被限制→加时挪威深度优势</w:t>
             </w:r>
           </w:p>
         </w:tc>
@@ -3411,7 +3516,7 @@
           <w:b w:val="0"/>
           <w:sz w:val="18"/>
         </w:rPr>
-        <w:t>科特迪瓦大巴守住65分钟→挪威急躁→佩佩反击1v1过掉客串RB奥尔斯内斯→1-0→升级大巴→锁死哈兰德→1-0或1-1(加时/点球)。最可能冷门比分: 1-1(科特迪瓦点球胜)</w:t>
+        <w:t>科特迪瓦大巴守住65分钟→挪威急躁→佩佩反击1v1过掉客串RB奥尔斯内斯→1-0→升级大巴→科索努+迪奥曼德双人锁死哈兰德→1-0或1-1(加时/点球)。最可能冷门比分: 1-1(科特迪瓦加时或点球胜)</w:t>
       </w:r>
     </w:p>
     <w:p/>
@@ -3694,7 +3799,7 @@
                 <w:b w:val="0"/>
                 <w:sz w:val="18"/>
               </w:rPr>
-              <w:t>法国: 超级巨星型(超级版) | 瑞典: 非大巴的攻击型弱队</w:t>
+              <w:t>法国: 超级巨星型(超级版)—姆巴佩+登贝莱=7球 | 瑞典: 非大巴的攻击型弱队</w:t>
             </w:r>
           </w:p>
         </w:tc>
@@ -3876,7 +3981,7 @@
                 <w:color w:val="1A1A2E"/>
                 <w:sz w:val="18"/>
               </w:rPr>
-              <w:t>法国 (I组第1, 9分, +8GD) 3战全胜!</w:t>
+              <w:t>法国 (I组第1, 9分, +8GD) 3战全胜! 进10球仅丢2球</w:t>
             </w:r>
           </w:p>
         </w:tc>
@@ -3957,7 +4062,7 @@
                 <w:rFonts w:ascii="微软雅黑" w:hAnsi="微软雅黑" w:eastAsia="微软雅黑"/>
                 <w:sz w:val="18"/>
               </w:rPr>
-              <w:t>姆巴佩2球, 轻松</w:t>
+              <w:t>姆巴佩2球, 轻松开局</w:t>
             </w:r>
           </w:p>
         </w:tc>
@@ -4034,7 +4139,7 @@
                 <w:rFonts w:ascii="微软雅黑" w:hAnsi="微软雅黑" w:eastAsia="微软雅黑"/>
                 <w:sz w:val="18"/>
               </w:rPr>
-              <w:t>姆巴佩+登贝莱+奥利塞</w:t>
+              <w:t>姆巴佩+登贝莱+奥利塞各1球</w:t>
             </w:r>
           </w:p>
         </w:tc>
@@ -4378,12 +4483,44 @@
                 <w:rFonts w:ascii="微软雅黑" w:hAnsi="微软雅黑" w:eastAsia="微软雅黑"/>
                 <w:sz w:val="18"/>
               </w:rPr>
-              <w:t>埃兰加远射, 勉强守平</w:t>
+              <w:t>埃兰加远射得分, 勉强守住平局</w:t>
             </w:r>
           </w:p>
         </w:tc>
       </w:tr>
     </w:tbl>
+    <w:p/>
+    <w:p>
+      <w:r>
+        <w:rPr>
+          <w:rFonts w:ascii="微软雅黑" w:hAnsi="微软雅黑" w:eastAsia="微软雅黑"/>
+          <w:b/>
+          <w:color w:val="1A1A2E"/>
+          <w:sz w:val="20"/>
+        </w:rPr>
+        <w:t>首轮球员评分</w:t>
+      </w:r>
+    </w:p>
+    <w:p>
+      <w:r>
+        <w:rPr>
+          <w:rFonts w:ascii="微软雅黑" w:hAnsi="微软雅黑" w:eastAsia="微软雅黑"/>
+          <w:b w:val="0"/>
+          <w:sz w:val="17"/>
+        </w:rPr>
+        <w:t>法国: 姆巴佩 9.0 MOTM(4球,金靴领跑)/ 登贝莱 8.8(帽子戏法)/ 奥利塞 7.8(3助)/ 楚阿梅尼 7.5/ 于帕梅卡诺 7.2/ 萨利巴[注意](背伤休战对挪威,大概率带伤出战)</w:t>
+      </w:r>
+    </w:p>
+    <w:p>
+      <w:r>
+        <w:rPr>
+          <w:rFonts w:ascii="微软雅黑" w:hAnsi="微软雅黑" w:eastAsia="微软雅黑"/>
+          <w:b w:val="0"/>
+          <w:sz w:val="17"/>
+        </w:rPr>
+        <w:t>瑞典: 伊萨克 7.5(本届1球)/ 埃兰加 7.5(对日本世界波)/ 哲凯赖什 7.3/ 贝里瓦尔 7.0 | 最低分: 瑞典防线=4.5(对荷兰丢5球,希恩伤缺使林德洛夫被迫回撤)</w:t>
+      </w:r>
+    </w:p>
     <w:p/>
     <w:p>
       <w:r>
@@ -4493,7 +4630,7 @@
                 <w:rFonts w:ascii="微软雅黑" w:hAnsi="微软雅黑" w:eastAsia="微软雅黑"/>
                 <w:sz w:val="18"/>
               </w:rPr>
-              <w:t>身价比5.9:1</w:t>
+              <w:t>身价比5.9:1(法国1.476B vs 瑞典250M)</w:t>
             </w:r>
           </w:p>
         </w:tc>
@@ -4713,7 +4850,7 @@
                 <w:rFonts w:ascii="微软雅黑" w:hAnsi="微软雅黑" w:eastAsia="微软雅黑"/>
                 <w:sz w:val="18"/>
               </w:rPr>
-              <w:t>有能力攻破任何防线</w:t>
+              <w:t>有能力攻破任何防线, 法国被动防守可能被惩罚</w:t>
             </w:r>
           </w:p>
         </w:tc>
@@ -4735,7 +4872,7 @@
                 <w:rFonts w:ascii="微软雅黑" w:hAnsi="微软雅黑" w:eastAsia="微软雅黑"/>
                 <w:sz w:val="18"/>
               </w:rPr>
-              <w:t>法国无球时被动(小组赛未暴露)</w:t>
+              <w:t>法国无球时被动(小组赛未暴露但历史存在)</w:t>
             </w:r>
           </w:p>
         </w:tc>
@@ -4775,7 +4912,7 @@
                 <w:rFonts w:ascii="微软雅黑" w:hAnsi="微软雅黑" w:eastAsia="微软雅黑"/>
                 <w:sz w:val="18"/>
               </w:rPr>
-              <w:t>如果瑞典先进球, 走势可能不同</w:t>
+              <w:t>如果瑞典先进球, 比赛走势可能不同</w:t>
             </w:r>
           </w:p>
         </w:tc>
@@ -4796,7 +4933,7 @@
                 <w:rFonts w:ascii="微软雅黑" w:hAnsi="微软雅黑" w:eastAsia="微软雅黑"/>
                 <w:sz w:val="18"/>
               </w:rPr>
-              <w:t>法国R16打巴拉圭(非德国)</w:t>
+              <w:t>瑞典对荷兰1-5(非大巴型防守)</w:t>
             </w:r>
           </w:p>
         </w:tc>
@@ -4815,7 +4952,7 @@
                 <w:rFonts w:ascii="微软雅黑" w:hAnsi="微软雅黑" w:eastAsia="微软雅黑"/>
                 <w:sz w:val="18"/>
               </w:rPr>
-              <w:t>法国 ★</w:t>
+              <w:t>法国 ★★</w:t>
             </w:r>
           </w:p>
         </w:tc>
@@ -4834,7 +4971,7 @@
                 <w:rFonts w:ascii="微软雅黑" w:hAnsi="微软雅黑" w:eastAsia="微软雅黑"/>
                 <w:sz w:val="18"/>
               </w:rPr>
-              <w:t>路径大幅简化, 心态更放松</w:t>
+              <w:t>瑞典不是摩洛哥/巴拉圭——他们会给法国空间</w:t>
             </w:r>
           </w:p>
         </w:tc>
@@ -4856,7 +4993,128 @@
                 <w:rFonts w:ascii="微软雅黑" w:hAnsi="微软雅黑" w:eastAsia="微软雅黑"/>
                 <w:sz w:val="18"/>
               </w:rPr>
-              <w:t>德尚赛末离任→"最后一舞"</w:t>
+              <w:t>法国R16打巴拉圭(非德国)</w:t>
+            </w:r>
+          </w:p>
+        </w:tc>
+        <w:tc>
+          <w:tcPr>
+            <w:tcW w:type="dxa" w:w="5046"/>
+            <w:shd w:fill="F2F2F2"/>
+            <w:vAlign w:val="center"/>
+          </w:tcPr>
+          <w:p>
+            <w:pPr>
+              <w:jc w:val="center"/>
+            </w:pPr>
+            <w:r/>
+            <w:r>
+              <w:rPr>
+                <w:rFonts w:ascii="微软雅黑" w:hAnsi="微软雅黑" w:eastAsia="微软雅黑"/>
+                <w:sz w:val="18"/>
+              </w:rPr>
+              <w:t>法国 ★</w:t>
+            </w:r>
+          </w:p>
+        </w:tc>
+        <w:tc>
+          <w:tcPr>
+            <w:tcW w:type="dxa" w:w="5046"/>
+            <w:shd w:fill="F2F2F2"/>
+            <w:vAlign w:val="center"/>
+          </w:tcPr>
+          <w:p>
+            <w:pPr>
+              <w:jc w:val="center"/>
+            </w:pPr>
+            <w:r/>
+            <w:r>
+              <w:rPr>
+                <w:rFonts w:ascii="微软雅黑" w:hAnsi="微软雅黑" w:eastAsia="微软雅黑"/>
+                <w:sz w:val="18"/>
+              </w:rPr>
+              <w:t>路径大幅简化, 心态更放松</w:t>
+            </w:r>
+          </w:p>
+        </w:tc>
+      </w:tr>
+      <w:tr>
+        <w:tc>
+          <w:tcPr>
+            <w:tcW w:type="dxa" w:w="5046"/>
+            <w:vAlign w:val="center"/>
+          </w:tcPr>
+          <w:p>
+            <w:pPr>
+              <w:jc w:val="center"/>
+            </w:pPr>
+            <w:r/>
+            <w:r>
+              <w:rPr>
+                <w:rFonts w:ascii="微软雅黑" w:hAnsi="微软雅黑" w:eastAsia="微软雅黑"/>
+                <w:sz w:val="18"/>
+              </w:rPr>
+              <w:t>决赛场地打首场淘汰赛(法国心理象征)</w:t>
+            </w:r>
+          </w:p>
+        </w:tc>
+        <w:tc>
+          <w:tcPr>
+            <w:tcW w:type="dxa" w:w="5046"/>
+            <w:vAlign w:val="center"/>
+          </w:tcPr>
+          <w:p>
+            <w:pPr>
+              <w:jc w:val="center"/>
+            </w:pPr>
+            <w:r/>
+            <w:r>
+              <w:rPr>
+                <w:rFonts w:ascii="微软雅黑" w:hAnsi="微软雅黑" w:eastAsia="微软雅黑"/>
+                <w:sz w:val="18"/>
+              </w:rPr>
+              <w:t>法国 ★</w:t>
+            </w:r>
+          </w:p>
+        </w:tc>
+        <w:tc>
+          <w:tcPr>
+            <w:tcW w:type="dxa" w:w="5046"/>
+            <w:vAlign w:val="center"/>
+          </w:tcPr>
+          <w:p>
+            <w:pPr>
+              <w:jc w:val="center"/>
+            </w:pPr>
+            <w:r/>
+            <w:r>
+              <w:rPr>
+                <w:rFonts w:ascii="微软雅黑" w:hAnsi="微软雅黑" w:eastAsia="微软雅黑"/>
+                <w:sz w:val="18"/>
+              </w:rPr>
+              <w:t>提前熟悉+积极心理暗示</w:t>
+            </w:r>
+          </w:p>
+        </w:tc>
+      </w:tr>
+      <w:tr>
+        <w:tc>
+          <w:tcPr>
+            <w:tcW w:type="dxa" w:w="5046"/>
+            <w:shd w:fill="F2F2F2"/>
+            <w:vAlign w:val="center"/>
+          </w:tcPr>
+          <w:p>
+            <w:pPr>
+              <w:jc w:val="center"/>
+            </w:pPr>
+            <w:r/>
+            <w:r>
+              <w:rPr>
+                <w:rFonts w:ascii="微软雅黑" w:hAnsi="微软雅黑" w:eastAsia="微软雅黑"/>
+                <w:sz w:val="18"/>
+              </w:rPr>
+              <w:t>德尚赛末离任→"最后一舞"动力</w:t>
             </w:r>
           </w:p>
         </w:tc>
@@ -5090,7 +5348,7 @@
                 <w:rFonts w:ascii="微软雅黑" w:hAnsi="微软雅黑" w:eastAsia="微软雅黑"/>
                 <w:sz w:val="18"/>
               </w:rPr>
-              <w:t>背伤, 大概率首发</w:t>
+              <w:t>背伤, 大概率首发。阿森纳级别中卫</w:t>
             </w:r>
           </w:p>
         </w:tc>
@@ -5168,7 +5426,7 @@
                 <w:rFonts w:ascii="微软雅黑" w:hAnsi="微软雅黑" w:eastAsia="微软雅黑"/>
                 <w:sz w:val="18"/>
               </w:rPr>
-              <w:t>防线核心缺阵! 林德洛夫被迫中场回撤后卫</w:t>
+              <w:t>防线核心缺阵! 林德洛夫被迫从中场回撤→防守体系重组</w:t>
             </w:r>
           </w:p>
         </w:tc>
@@ -5193,7 +5451,7 @@
           <w:b w:val="0"/>
           <w:sz w:val="18"/>
         </w:rPr>
-        <w:t>2/5 — 低位防守:差(对荷兰丢5球) | 速度反击:良好 | 定位球:良好 | 前30分钟:差(对荷兰17分钟丢2球) | 被压制不崩盘:差</w:t>
+        <w:t>2/5 — 低位防守:差(对荷兰丢5球) | 速度反击:良好 | 定位球:良好 | 前30分钟:差(17分钟被布罗比双响) | 被压制不崩盘:差</w:t>
       </w:r>
     </w:p>
     <w:p>
@@ -5204,7 +5462,7 @@
           <w:color w:val="C0392B"/>
           <w:sz w:val="18"/>
         </w:rPr>
-        <w:t>瑞典不擅长也不愿意摆大巴。这正是法国大胜的底层逻辑。</w:t>
+        <w:t>瑞典不擅长也不愿意摆大巴。对荷兰1-5证明了这一点。这正是法国大胜的底层逻辑。</w:t>
       </w:r>
     </w:p>
     <w:p/>
@@ -5326,7 +5584,7 @@
         <w:tc>
           <w:tcPr>
             <w:tcW w:type="dxa" w:w="3784"/>
-            <w:shd w:fill="27AE60"/>
+            <w:shd w:fill="E8F8F5"/>
             <w:vAlign w:val="center"/>
           </w:tcPr>
           <w:p>
@@ -5347,7 +5605,7 @@
         <w:tc>
           <w:tcPr>
             <w:tcW w:type="dxa" w:w="3784"/>
-            <w:shd w:fill="27AE60"/>
+            <w:shd w:fill="E8F8F5"/>
             <w:vAlign w:val="center"/>
           </w:tcPr>
           <w:p>
@@ -5368,7 +5626,7 @@
         <w:tc>
           <w:tcPr>
             <w:tcW w:type="dxa" w:w="3784"/>
-            <w:shd w:fill="27AE60"/>
+            <w:shd w:fill="E8F8F5"/>
             <w:vAlign w:val="center"/>
           </w:tcPr>
           <w:p>
@@ -5389,7 +5647,7 @@
         <w:tc>
           <w:tcPr>
             <w:tcW w:type="dxa" w:w="3784"/>
-            <w:shd w:fill="27AE60"/>
+            <w:shd w:fill="E8F8F5"/>
             <w:vAlign w:val="center"/>
           </w:tcPr>
           <w:p>
@@ -5403,7 +5661,7 @@
                 <w:b w:val="0"/>
                 <w:sz w:val="18"/>
               </w:rPr>
-              <w:t>上半场解决→下半场控制节奏</w:t>
+              <w:t>上半场解决战斗→下半场控制节奏</w:t>
             </w:r>
           </w:p>
         </w:tc>
@@ -5481,7 +5739,7 @@
                 <w:rFonts w:ascii="微软雅黑" w:hAnsi="微软雅黑" w:eastAsia="微软雅黑"/>
                 <w:sz w:val="18"/>
               </w:rPr>
-              <w:t>开场保守→姆巴佩下半场破局</w:t>
+              <w:t>瑞典开场保守→姆巴佩下半场破局</w:t>
             </w:r>
           </w:p>
         </w:tc>
@@ -5666,7 +5924,7 @@
           <w:b w:val="0"/>
           <w:sz w:val="18"/>
         </w:rPr>
-        <w:t>法国极度轻敌+瑞典三叉戟高速反击→伊萨克先破门→法国陷入困境→1-0。概率极低: 需同时满足轻敌+防线超常+迈尼昂失误。最可能"冷门": 法国2-1(瑞典先进→法国逆转), 这不是真正的冷门。</w:t>
+        <w:t>法国开场太放松→瑞典三叉戟高速反击→伊萨克/哲凯赖什先破门→法国陷入"攻大巴"困境→瑞典龟缩30分钟→1-0。需要: 法国极度轻敌+瑞典防线超常发挥(从未展示)+迈尼昂失误。三者同时发生概率极低。最可能"冷门": 法国2-1(瑞典先进→法国逆转),这不是真正的冷门。</w:t>
       </w:r>
     </w:p>
     <w:p/>
@@ -5681,6 +5939,18 @@
         <w:t>比赛3: 墨西哥 vs 厄瓜多尔 — 09:00 BJT, 墨西哥城阿兹台克体育场</w:t>
       </w:r>
     </w:p>
+    <w:p>
+      <w:r>
+        <w:rPr>
+          <w:rFonts w:ascii="微软雅黑" w:hAnsi="微软雅黑" w:eastAsia="微软雅黑"/>
+          <w:b/>
+          <w:color w:val="C0392B"/>
+          <w:sz w:val="17"/>
+        </w:rPr>
+        <w:t>赛前首发确认: 2026年7月1日 08:05 BJT — FIFA API + ESPN API 双重确认 | DraftKings: 墨西哥晋级64% / 厄瓜多尔35%</w:t>
+      </w:r>
+    </w:p>
+    <w:p/>
     <w:tbl>
       <w:tblPr>
         <w:tblStyle w:val="TableGrid"/>
@@ -5949,7 +6219,7 @@
                 <w:b w:val="0"/>
                 <w:sz w:val="18"/>
               </w:rPr>
-              <w:t>墨西哥: 体系型(主场加成版) | 厄瓜多尔: 不稳定爆冷型</w:t>
+              <w:t>墨西哥: 体系型(主场加成版)—阿兹台克2240m+80000人 | 厄瓜多尔: 不稳定爆冷型</w:t>
             </w:r>
           </w:p>
         </w:tc>
@@ -5991,12 +6261,66 @@
                 <w:b w:val="0"/>
                 <w:sz w:val="18"/>
               </w:rPr>
-              <w:t>中 — 墨西哥主场9场不败+0丢球 vs 厄瓜多尔刚击败德国</w:t>
+              <w:t>中→中偏高 — 17岁莫拉淘汰赛首秀vs凯塞多=最大中场经验差</w:t>
             </w:r>
           </w:p>
         </w:tc>
       </w:tr>
     </w:tbl>
+    <w:p/>
+    <w:p>
+      <w:r>
+        <w:rPr>
+          <w:rFonts w:ascii="微软雅黑" w:hAnsi="微软雅黑" w:eastAsia="微软雅黑"/>
+          <w:b/>
+          <w:color w:val="C0392B"/>
+          <w:sz w:val="20"/>
+        </w:rPr>
+        <w:t>官方首发阵容 (FIFA+ESPN双重确认)</w:t>
+      </w:r>
+    </w:p>
+    <w:p>
+      <w:r>
+        <w:rPr>
+          <w:rFonts w:ascii="微软雅黑" w:hAnsi="微软雅黑" w:eastAsia="微软雅黑"/>
+          <w:b w:val="0"/>
+          <w:sz w:val="17"/>
+        </w:rPr>
+        <w:t>墨西哥 4-3-3: 兰赫尔(GK,3场零封) | 桑切斯(RB) | 蒙特斯(CB,C) | 巴斯克斯(CB) | 加利亚多(LB) | 利拉(CDM) | 罗莫(CM) | 莫拉(CM,17岁淘汰赛首秀!) | 阿尔瓦拉多(RW) | 劳尔·希门尼斯(ST,2球) | 基尼奥内斯(LW)</w:t>
+      </w:r>
+    </w:p>
+    <w:p>
+      <w:r>
+        <w:rPr>
+          <w:rFonts w:ascii="微软雅黑" w:hAnsi="微软雅黑" w:eastAsia="微软雅黑"/>
+          <w:b w:val="0"/>
+          <w:color w:val="7F8C8D"/>
+          <w:sz w:val="16"/>
+        </w:rPr>
+        <w:t>替补关键: 埃德松·阿尔瓦雷斯(费内巴切铁腰,下半场核武!) / 圣地亚哥·希门尼斯(费耶诺德) / 奥乔亚(40岁6届)</w:t>
+      </w:r>
+    </w:p>
+    <w:p>
+      <w:r>
+        <w:rPr>
+          <w:rFonts w:ascii="微软雅黑" w:hAnsi="微软雅黑" w:eastAsia="微软雅黑"/>
+          <w:b w:val="0"/>
+          <w:sz w:val="17"/>
+        </w:rPr>
+        <w:t>厄瓜多尔 4-4-2: 加林德斯(GK) | 佛朗哥(RB) | 奥尔多涅斯(CB) | 帕乔(CB,PSG) | 欣卡皮耶(LB,阿森纳) | 凯塞多(CM,C,切尔西!) | 维特(CM) | 耶博阿(RM) | 安古洛(LM,对德国扳平球) | 瓦伦西亚(ST,36岁距50球差1球) | 普拉塔(ST,对德国77'制胜球!)</w:t>
+      </w:r>
+    </w:p>
+    <w:p>
+      <w:r>
+        <w:rPr>
+          <w:rFonts w:ascii="微软雅黑" w:hAnsi="微软雅黑" w:eastAsia="微软雅黑"/>
+          <w:b w:val="0"/>
+          <w:color w:val="7F8C8D"/>
+          <w:sz w:val="16"/>
+        </w:rPr>
+        <w:t>替补关键: 肯德里·派斯(17岁天才,下半场核武) / 埃斯图皮尼安(布莱顿)</w:t>
+      </w:r>
+    </w:p>
     <w:p/>
     <w:p>
       <w:r>
@@ -6131,7 +6455,7 @@
                 <w:color w:val="1A1A2E"/>
                 <w:sz w:val="18"/>
               </w:rPr>
-              <w:t>墨西哥 (A组第1, 9分, +6GD) 3战全胜+0丢球! 唯一满零封球队</w:t>
+              <w:t>墨西哥 (A组第1, 9分, +6GD) 3战全胜+0丢球! 唯一小组赛满零封球队</w:t>
             </w:r>
           </w:p>
         </w:tc>
@@ -6212,7 +6536,7 @@
                 <w:rFonts w:ascii="微软雅黑" w:hAnsi="微软雅黑" w:eastAsia="微软雅黑"/>
                 <w:sz w:val="18"/>
               </w:rPr>
-              <w:t>基尼奥内斯+希门尼斯, 3红牌</w:t>
+              <w:t>基尼奥内斯+希门尼斯, 3红牌混战</w:t>
             </w:r>
           </w:p>
         </w:tc>
@@ -6289,7 +6613,7 @@
                 <w:rFonts w:ascii="微软雅黑" w:hAnsi="微软雅黑" w:eastAsia="微软雅黑"/>
                 <w:sz w:val="18"/>
               </w:rPr>
-              <w:t>小胜, 零封</w:t>
+              <w:t>小胜, 防线再次零封</w:t>
             </w:r>
           </w:p>
         </w:tc>
@@ -6370,7 +6694,7 @@
                 <w:rFonts w:ascii="微软雅黑" w:hAnsi="微软雅黑" w:eastAsia="微软雅黑"/>
                 <w:sz w:val="18"/>
               </w:rPr>
-              <w:t>碾压, 希门尼斯+阿尔瓦拉多</w:t>
+              <w:t>碾压, 希门尼斯+阿尔瓦拉多建功</w:t>
             </w:r>
           </w:p>
         </w:tc>
@@ -6394,7 +6718,7 @@
                 <w:color w:val="1A1A2E"/>
                 <w:sz w:val="18"/>
               </w:rPr>
-              <w:t>厄瓜多尔 (E组第3, 4分, 0GD) 击败德国逆袭晋级</w:t>
+              <w:t>厄瓜多尔 (E组第3, 4分, 0GD) 击败德国惊天逆转晋级</w:t>
             </w:r>
           </w:p>
         </w:tc>
@@ -6633,12 +6957,66 @@
                 <w:rFonts w:ascii="微软雅黑" w:hAnsi="微软雅黑" w:eastAsia="微软雅黑"/>
                 <w:sz w:val="18"/>
               </w:rPr>
-              <w:t>安古洛扳平→普拉塔77'制胜!</w:t>
+              <w:t>安古洛扳平→普拉塔77'制胜! 惊天逆转</w:t>
             </w:r>
           </w:p>
         </w:tc>
       </w:tr>
     </w:tbl>
+    <w:p/>
+    <w:p>
+      <w:r>
+        <w:rPr>
+          <w:rFonts w:ascii="微软雅黑" w:hAnsi="微软雅黑" w:eastAsia="微软雅黑"/>
+          <w:b/>
+          <w:color w:val="1A1A2E"/>
+          <w:sz w:val="20"/>
+        </w:rPr>
+        <w:t>首轮球员评分 + 首发调整分析</w:t>
+      </w:r>
+    </w:p>
+    <w:p>
+      <w:r>
+        <w:rPr>
+          <w:rFonts w:ascii="微软雅黑" w:hAnsi="微软雅黑" w:eastAsia="微软雅黑"/>
+          <w:b w:val="0"/>
+          <w:sz w:val="17"/>
+        </w:rPr>
+        <w:t>墨西哥: 希门尼斯 7.8/ 基尼奥内斯 7.5/ 阿尔瓦拉多 7.3/ 利拉 7.2/ 蒙特斯(C)7.4/ 巴斯克斯 7.3/ 兰赫尔 7.5(3场零封)/ 莫拉 7.0(新,17岁首秀X因素) | 埃德松·阿尔瓦雷斯 7.6(替补席! 下半场核武)</w:t>
+      </w:r>
+    </w:p>
+    <w:p>
+      <w:r>
+        <w:rPr>
+          <w:rFonts w:ascii="微软雅黑" w:hAnsi="微软雅黑" w:eastAsia="微软雅黑"/>
+          <w:b w:val="0"/>
+          <w:color w:val="7F8C8D"/>
+          <w:sz w:val="17"/>
+        </w:rPr>
+        <w:t>最低分: 中场创造力—莫拉17岁淘汰赛首发是赌博。但如果0-0僵持, 阿尔瓦雷斯下半场入场可瞬间改变中场上限。</w:t>
+      </w:r>
+    </w:p>
+    <w:p>
+      <w:r>
+        <w:rPr>
+          <w:rFonts w:ascii="微软雅黑" w:hAnsi="微软雅黑" w:eastAsia="微软雅黑"/>
+          <w:b w:val="0"/>
+          <w:sz w:val="17"/>
+        </w:rPr>
+        <w:t>厄瓜多尔: 凯塞多(C)7.8/ 普拉塔 7.8(改打ST双前锋!)/ 安古洛 7.5/ 欣卡皮耶 7.2/ 帕乔 7.0/ 瓦伦西亚 7.0/ 加林德斯 6.5/ 维特 6.8(新) | 派斯 7.2(替补席! 17岁天才下半场核武)</w:t>
+      </w:r>
+    </w:p>
+    <w:p>
+      <w:r>
+        <w:rPr>
+          <w:rFonts w:ascii="微软雅黑" w:hAnsi="微软雅黑" w:eastAsia="微软雅黑"/>
+          <w:b/>
+          <w:color w:val="C0392B"/>
+          <w:sz w:val="17"/>
+        </w:rPr>
+        <w:t>凯塞多(23岁切尔西队长)vs 莫拉(17岁墨超新秀)=本届淘汰赛最大的中场经验鸿沟。</w:t>
+      </w:r>
+    </w:p>
     <w:p/>
     <w:p>
       <w:r>
@@ -6748,7 +7126,7 @@
                 <w:rFonts w:ascii="微软雅黑" w:hAnsi="微软雅黑" w:eastAsia="微软雅黑"/>
                 <w:sz w:val="18"/>
               </w:rPr>
-              <w:t>墨西哥主场(阿兹台克80000+2240m)</w:t>
+              <w:t>墨西哥主场(阿兹台克80000+2240m海拔)</w:t>
             </w:r>
           </w:p>
         </w:tc>
@@ -6869,7 +7247,7 @@
                 <w:rFonts w:ascii="微软雅黑" w:hAnsi="微软雅黑" w:eastAsia="微软雅黑"/>
                 <w:sz w:val="18"/>
               </w:rPr>
-              <w:t>厄瓜多尔击败德国(信心爆棚)</w:t>
+              <w:t>凯塞多(C) vs 17岁莫拉—经验鸿沟</w:t>
             </w:r>
           </w:p>
         </w:tc>
@@ -6889,7 +7267,7 @@
                 <w:rFonts w:ascii="微软雅黑" w:hAnsi="微软雅黑" w:eastAsia="微软雅黑"/>
                 <w:sz w:val="18"/>
               </w:rPr>
-              <w:t>厄瓜多尔 ★★</w:t>
+              <w:t>厄瓜多尔 ★★★</w:t>
             </w:r>
           </w:p>
         </w:tc>
@@ -6909,7 +7287,7 @@
                 <w:rFonts w:ascii="微软雅黑" w:hAnsi="微软雅黑" w:eastAsia="微软雅黑"/>
                 <w:sz w:val="18"/>
               </w:rPr>
-              <w:t>证明能击败任何对手, 但可能消耗体能</w:t>
+              <w:t>凯塞多(切尔西)vs莫拉(墨超新秀)=本届最大中场经验差!</w:t>
             </w:r>
           </w:p>
         </w:tc>
@@ -6930,7 +7308,7 @@
                 <w:rFonts w:ascii="微软雅黑" w:hAnsi="微软雅黑" w:eastAsia="微软雅黑"/>
                 <w:sz w:val="18"/>
               </w:rPr>
-              <w:t>厄瓜多尔极度不稳定(27射0球vs0-1→2-1胜德国)</w:t>
+              <w:t>埃德松·阿尔瓦雷斯替补(核武后手)</w:t>
             </w:r>
           </w:p>
         </w:tc>
@@ -6968,7 +7346,7 @@
                 <w:rFonts w:ascii="微软雅黑" w:hAnsi="微软雅黑" w:eastAsia="微软雅黑"/>
                 <w:sz w:val="18"/>
               </w:rPr>
-              <w:t>无法预测哪个版本出现</w:t>
+              <w:t>0-0僵持时上场→瞬间提升中场上限</w:t>
             </w:r>
           </w:p>
         </w:tc>
@@ -6990,7 +7368,7 @@
                 <w:rFonts w:ascii="微软雅黑" w:hAnsi="微软雅黑" w:eastAsia="微软雅黑"/>
                 <w:sz w:val="18"/>
               </w:rPr>
-              <w:t>身价比1.4:1</w:t>
+              <w:t>厄瓜多尔击败德国(信心爆棚)</w:t>
             </w:r>
           </w:p>
         </w:tc>
@@ -7010,7 +7388,7 @@
                 <w:rFonts w:ascii="微软雅黑" w:hAnsi="微软雅黑" w:eastAsia="微软雅黑"/>
                 <w:sz w:val="18"/>
               </w:rPr>
-              <w:t>墨西哥 ★</w:t>
+              <w:t>厄瓜多尔 ★★</w:t>
             </w:r>
           </w:p>
         </w:tc>
@@ -7030,7 +7408,7 @@
                 <w:rFonts w:ascii="微软雅黑" w:hAnsi="微软雅黑" w:eastAsia="微软雅黑"/>
                 <w:sz w:val="18"/>
               </w:rPr>
-              <w:t>接近比赛, 任何结果都可能(6/30教训)</w:t>
+              <w:t>证明能击败任何对手</w:t>
             </w:r>
           </w:p>
         </w:tc>
@@ -7051,7 +7429,7 @@
                 <w:rFonts w:ascii="微软雅黑" w:hAnsi="微软雅黑" w:eastAsia="微软雅黑"/>
                 <w:sz w:val="18"/>
               </w:rPr>
-              <w:t>凯塞多vs墨西哥中场</w:t>
+              <w:t>厄瓜多尔4-4-2双前锋(非大巴心态)</w:t>
             </w:r>
           </w:p>
         </w:tc>
@@ -7070,7 +7448,7 @@
                 <w:rFonts w:ascii="微软雅黑" w:hAnsi="微软雅黑" w:eastAsia="微软雅黑"/>
                 <w:sz w:val="18"/>
               </w:rPr>
-              <w:t>双方 ★★</w:t>
+              <w:t>双方进球↑ ★★</w:t>
             </w:r>
           </w:p>
         </w:tc>
@@ -7089,7 +7467,7 @@
                 <w:rFonts w:ascii="微软雅黑" w:hAnsi="微软雅黑" w:eastAsia="微软雅黑"/>
                 <w:sz w:val="18"/>
               </w:rPr>
-              <w:t>如果凯塞多统治中场→厄瓜多尔有戏</w:t>
+              <w:t>普拉塔+瓦伦西亚→比预期更具攻击性→降低0-0概率</w:t>
             </w:r>
           </w:p>
         </w:tc>
@@ -7111,7 +7489,7 @@
                 <w:rFonts w:ascii="微软雅黑" w:hAnsi="微软雅黑" w:eastAsia="微软雅黑"/>
                 <w:sz w:val="18"/>
               </w:rPr>
-              <w:t>历史交锋(墨西哥17胜)</w:t>
+              <w:t>厄瓜多尔极度不稳定(27射0球vs2-1胜德国)</w:t>
             </w:r>
           </w:p>
         </w:tc>
@@ -7131,7 +7509,7 @@
                 <w:rFonts w:ascii="微软雅黑" w:hAnsi="微软雅黑" w:eastAsia="微软雅黑"/>
                 <w:sz w:val="18"/>
               </w:rPr>
-              <w:t>墨西哥 ★</w:t>
+              <w:t>墨西哥 ★★</w:t>
             </w:r>
           </w:p>
         </w:tc>
@@ -7151,7 +7529,7 @@
                 <w:rFonts w:ascii="微软雅黑" w:hAnsi="微软雅黑" w:eastAsia="微软雅黑"/>
                 <w:sz w:val="18"/>
               </w:rPr>
-              <w:t>心理优势明确</w:t>
+              <w:t>无法预测哪个版本会出现</w:t>
             </w:r>
           </w:p>
         </w:tc>
@@ -7172,7 +7550,7 @@
                 <w:rFonts w:ascii="微软雅黑" w:hAnsi="微软雅黑" w:eastAsia="微软雅黑"/>
                 <w:sz w:val="18"/>
               </w:rPr>
-              <w:t>厄瓜多尔对科特迪瓦0射正</w:t>
+              <w:t>身价比1.4:1(接近比赛)</w:t>
             </w:r>
           </w:p>
         </w:tc>
@@ -7191,7 +7569,7 @@
                 <w:rFonts w:ascii="微软雅黑" w:hAnsi="微软雅黑" w:eastAsia="微软雅黑"/>
                 <w:sz w:val="18"/>
               </w:rPr>
-              <w:t>墨西哥 ★★</w:t>
+              <w:t>墨西哥 ★</w:t>
             </w:r>
           </w:p>
         </w:tc>
@@ -7210,7 +7588,249 @@
                 <w:rFonts w:ascii="微软雅黑" w:hAnsi="微软雅黑" w:eastAsia="微软雅黑"/>
                 <w:sz w:val="18"/>
               </w:rPr>
-              <w:t>面对大巴型防守时厄瓜多尔毫无办法</w:t>
+              <w:t>均势比赛, 任何结果都可能(6/30教训)</w:t>
+            </w:r>
+          </w:p>
+        </w:tc>
+      </w:tr>
+      <w:tr>
+        <w:tc>
+          <w:tcPr>
+            <w:tcW w:type="dxa" w:w="5046"/>
+            <w:shd w:fill="F2F2F2"/>
+            <w:vAlign w:val="center"/>
+          </w:tcPr>
+          <w:p>
+            <w:pPr>
+              <w:jc w:val="center"/>
+            </w:pPr>
+            <w:r/>
+            <w:r>
+              <w:rPr>
+                <w:rFonts w:ascii="微软雅黑" w:hAnsi="微软雅黑" w:eastAsia="微软雅黑"/>
+                <w:sz w:val="18"/>
+              </w:rPr>
+              <w:t>历史交锋(墨西哥17胜vs厄瓜多尔4胜)</w:t>
+            </w:r>
+          </w:p>
+        </w:tc>
+        <w:tc>
+          <w:tcPr>
+            <w:tcW w:type="dxa" w:w="5046"/>
+            <w:shd w:fill="F2F2F2"/>
+            <w:vAlign w:val="center"/>
+          </w:tcPr>
+          <w:p>
+            <w:pPr>
+              <w:jc w:val="center"/>
+            </w:pPr>
+            <w:r/>
+            <w:r>
+              <w:rPr>
+                <w:rFonts w:ascii="微软雅黑" w:hAnsi="微软雅黑" w:eastAsia="微软雅黑"/>
+                <w:sz w:val="18"/>
+              </w:rPr>
+              <w:t>墨西哥 ★</w:t>
+            </w:r>
+          </w:p>
+        </w:tc>
+        <w:tc>
+          <w:tcPr>
+            <w:tcW w:type="dxa" w:w="5046"/>
+            <w:shd w:fill="F2F2F2"/>
+            <w:vAlign w:val="center"/>
+          </w:tcPr>
+          <w:p>
+            <w:pPr>
+              <w:jc w:val="center"/>
+            </w:pPr>
+            <w:r/>
+            <w:r>
+              <w:rPr>
+                <w:rFonts w:ascii="微软雅黑" w:hAnsi="微软雅黑" w:eastAsia="微软雅黑"/>
+                <w:sz w:val="18"/>
+              </w:rPr>
+              <w:t>心理优势明确</w:t>
+            </w:r>
+          </w:p>
+        </w:tc>
+      </w:tr>
+      <w:tr>
+        <w:tc>
+          <w:tcPr>
+            <w:tcW w:type="dxa" w:w="5046"/>
+            <w:vAlign w:val="center"/>
+          </w:tcPr>
+          <w:p>
+            <w:pPr>
+              <w:jc w:val="center"/>
+            </w:pPr>
+            <w:r/>
+            <w:r>
+              <w:rPr>
+                <w:rFonts w:ascii="微软雅黑" w:hAnsi="微软雅黑" w:eastAsia="微软雅黑"/>
+                <w:sz w:val="18"/>
+              </w:rPr>
+              <w:t>肯德里·派斯替补(厄瓜多尔后手)</w:t>
+            </w:r>
+          </w:p>
+        </w:tc>
+        <w:tc>
+          <w:tcPr>
+            <w:tcW w:type="dxa" w:w="5046"/>
+            <w:vAlign w:val="center"/>
+          </w:tcPr>
+          <w:p>
+            <w:pPr>
+              <w:jc w:val="center"/>
+            </w:pPr>
+            <w:r/>
+            <w:r>
+              <w:rPr>
+                <w:rFonts w:ascii="微软雅黑" w:hAnsi="微软雅黑" w:eastAsia="微软雅黑"/>
+                <w:sz w:val="18"/>
+              </w:rPr>
+              <w:t>厄瓜多尔 ★</w:t>
+            </w:r>
+          </w:p>
+        </w:tc>
+        <w:tc>
+          <w:tcPr>
+            <w:tcW w:type="dxa" w:w="5046"/>
+            <w:vAlign w:val="center"/>
+          </w:tcPr>
+          <w:p>
+            <w:pPr>
+              <w:jc w:val="center"/>
+            </w:pPr>
+            <w:r/>
+            <w:r>
+              <w:rPr>
+                <w:rFonts w:ascii="微软雅黑" w:hAnsi="微软雅黑" w:eastAsia="微软雅黑"/>
+                <w:sz w:val="18"/>
+              </w:rPr>
+              <w:t>17岁天才 vs 17岁莫拉=下半场年轻人对决</w:t>
+            </w:r>
+          </w:p>
+        </w:tc>
+      </w:tr>
+      <w:tr>
+        <w:tc>
+          <w:tcPr>
+            <w:tcW w:type="dxa" w:w="5046"/>
+            <w:shd w:fill="F2F2F2"/>
+            <w:vAlign w:val="center"/>
+          </w:tcPr>
+          <w:p>
+            <w:pPr>
+              <w:jc w:val="center"/>
+            </w:pPr>
+            <w:r/>
+            <w:r>
+              <w:rPr>
+                <w:rFonts w:ascii="微软雅黑" w:hAnsi="微软雅黑" w:eastAsia="微软雅黑"/>
+                <w:sz w:val="18"/>
+              </w:rPr>
+              <w:t>蒙特斯戴上队长袖标主场作战</w:t>
+            </w:r>
+          </w:p>
+        </w:tc>
+        <w:tc>
+          <w:tcPr>
+            <w:tcW w:type="dxa" w:w="5046"/>
+            <w:shd w:fill="F2F2F2"/>
+            <w:vAlign w:val="center"/>
+          </w:tcPr>
+          <w:p>
+            <w:pPr>
+              <w:jc w:val="center"/>
+            </w:pPr>
+            <w:r/>
+            <w:r>
+              <w:rPr>
+                <w:rFonts w:ascii="微软雅黑" w:hAnsi="微软雅黑" w:eastAsia="微软雅黑"/>
+                <w:sz w:val="18"/>
+              </w:rPr>
+              <w:t>墨西哥 ★</w:t>
+            </w:r>
+          </w:p>
+        </w:tc>
+        <w:tc>
+          <w:tcPr>
+            <w:tcW w:type="dxa" w:w="5046"/>
+            <w:shd w:fill="F2F2F2"/>
+            <w:vAlign w:val="center"/>
+          </w:tcPr>
+          <w:p>
+            <w:pPr>
+              <w:jc w:val="center"/>
+            </w:pPr>
+            <w:r/>
+            <w:r>
+              <w:rPr>
+                <w:rFonts w:ascii="微软雅黑" w:hAnsi="微软雅黑" w:eastAsia="微软雅黑"/>
+                <w:sz w:val="18"/>
+              </w:rPr>
+              <w:t>防线领袖+主场加成=防守信心MAX</w:t>
+            </w:r>
+          </w:p>
+        </w:tc>
+      </w:tr>
+      <w:tr>
+        <w:tc>
+          <w:tcPr>
+            <w:tcW w:type="dxa" w:w="5046"/>
+            <w:vAlign w:val="center"/>
+          </w:tcPr>
+          <w:p>
+            <w:pPr>
+              <w:jc w:val="center"/>
+            </w:pPr>
+            <w:r/>
+            <w:r>
+              <w:rPr>
+                <w:rFonts w:ascii="微软雅黑" w:hAnsi="微软雅黑" w:eastAsia="微软雅黑"/>
+                <w:sz w:val="18"/>
+              </w:rPr>
+              <w:t>瓦伦西亚距50球1球之遥(个人里程碑)</w:t>
+            </w:r>
+          </w:p>
+        </w:tc>
+        <w:tc>
+          <w:tcPr>
+            <w:tcW w:type="dxa" w:w="5046"/>
+            <w:vAlign w:val="center"/>
+          </w:tcPr>
+          <w:p>
+            <w:pPr>
+              <w:jc w:val="center"/>
+            </w:pPr>
+            <w:r/>
+            <w:r>
+              <w:rPr>
+                <w:rFonts w:ascii="微软雅黑" w:hAnsi="微软雅黑" w:eastAsia="微软雅黑"/>
+                <w:sz w:val="18"/>
+              </w:rPr>
+              <w:t>厄瓜多尔 ★</w:t>
+            </w:r>
+          </w:p>
+        </w:tc>
+        <w:tc>
+          <w:tcPr>
+            <w:tcW w:type="dxa" w:w="5046"/>
+            <w:vAlign w:val="center"/>
+          </w:tcPr>
+          <w:p>
+            <w:pPr>
+              <w:jc w:val="center"/>
+            </w:pPr>
+            <w:r/>
+            <w:r>
+              <w:rPr>
+                <w:rFonts w:ascii="微软雅黑" w:hAnsi="微软雅黑" w:eastAsia="微软雅黑"/>
+                <w:sz w:val="18"/>
+              </w:rPr>
+              <w:t>36岁老将最后一舞动力</w:t>
             </w:r>
           </w:p>
         </w:tc>
@@ -7335,6 +7955,7 @@
         <w:tc>
           <w:tcPr>
             <w:tcW w:type="dxa" w:w="3784"/>
+            <w:shd w:fill="F2F2F2"/>
             <w:vAlign w:val="center"/>
           </w:tcPr>
           <w:p>
@@ -7354,57 +7975,60 @@
         <w:tc>
           <w:tcPr>
             <w:tcW w:type="dxa" w:w="3784"/>
-            <w:vAlign w:val="center"/>
-          </w:tcPr>
-          <w:p>
-            <w:pPr>
-              <w:jc w:val="center"/>
-            </w:pPr>
-            <w:r/>
-            <w:r>
-              <w:rPr>
-                <w:rFonts w:ascii="微软雅黑" w:hAnsi="微软雅黑" w:eastAsia="微软雅黑"/>
-                <w:sz w:val="18"/>
-              </w:rPr>
-              <w:t>—</w:t>
+            <w:shd w:fill="F2F2F2"/>
+            <w:vAlign w:val="center"/>
+          </w:tcPr>
+          <w:p>
+            <w:pPr>
+              <w:jc w:val="center"/>
+            </w:pPr>
+            <w:r/>
+            <w:r>
+              <w:rPr>
+                <w:rFonts w:ascii="微软雅黑" w:hAnsi="微软雅黑" w:eastAsia="微软雅黑"/>
+                <w:sz w:val="18"/>
+              </w:rPr>
+              <w:t>全主力</w:t>
             </w:r>
           </w:p>
         </w:tc>
         <w:tc>
           <w:tcPr>
             <w:tcW w:type="dxa" w:w="3784"/>
-            <w:vAlign w:val="center"/>
-          </w:tcPr>
-          <w:p>
-            <w:pPr>
-              <w:jc w:val="center"/>
-            </w:pPr>
-            <w:r/>
-            <w:r>
-              <w:rPr>
-                <w:rFonts w:ascii="微软雅黑" w:hAnsi="微软雅黑" w:eastAsia="微软雅黑"/>
-                <w:sz w:val="18"/>
-              </w:rPr>
-              <w:t>[可]全员可用</w:t>
+            <w:shd w:fill="F2F2F2"/>
+            <w:vAlign w:val="center"/>
+          </w:tcPr>
+          <w:p>
+            <w:pPr>
+              <w:jc w:val="center"/>
+            </w:pPr>
+            <w:r/>
+            <w:r>
+              <w:rPr>
+                <w:rFonts w:ascii="微软雅黑" w:hAnsi="微软雅黑" w:eastAsia="微软雅黑"/>
+                <w:sz w:val="18"/>
+              </w:rPr>
+              <w:t>[可]</w:t>
             </w:r>
           </w:p>
         </w:tc>
         <w:tc>
           <w:tcPr>
             <w:tcW w:type="dxa" w:w="3784"/>
-            <w:vAlign w:val="center"/>
-          </w:tcPr>
-          <w:p>
-            <w:pPr>
-              <w:jc w:val="center"/>
-            </w:pPr>
-            <w:r/>
-            <w:r>
-              <w:rPr>
-                <w:rFonts w:ascii="微软雅黑" w:hAnsi="微软雅黑" w:eastAsia="微软雅黑"/>
-                <w:sz w:val="18"/>
-              </w:rPr>
-              <w:t>希门尼斯对捷克轮休→满血首发</w:t>
+            <w:shd w:fill="F2F2F2"/>
+            <w:vAlign w:val="center"/>
+          </w:tcPr>
+          <w:p>
+            <w:pPr>
+              <w:jc w:val="center"/>
+            </w:pPr>
+            <w:r/>
+            <w:r>
+              <w:rPr>
+                <w:rFonts w:ascii="微软雅黑" w:hAnsi="微软雅黑" w:eastAsia="微软雅黑"/>
+                <w:sz w:val="18"/>
+              </w:rPr>
+              <w:t>11人全健康。无伤病困扰</w:t>
             </w:r>
           </w:p>
         </w:tc>
@@ -7444,7 +8068,7 @@
                 <w:rFonts w:ascii="微软雅黑" w:hAnsi="微软雅黑" w:eastAsia="微软雅黑"/>
                 <w:sz w:val="18"/>
               </w:rPr>
-              <w:t>—</w:t>
+              <w:t>全主力</w:t>
             </w:r>
           </w:p>
         </w:tc>
@@ -7463,7 +8087,7 @@
                 <w:rFonts w:ascii="微软雅黑" w:hAnsi="微软雅黑" w:eastAsia="微软雅黑"/>
                 <w:sz w:val="18"/>
               </w:rPr>
-              <w:t>[可]全员可用</w:t>
+              <w:t>[可]</w:t>
             </w:r>
           </w:p>
         </w:tc>
@@ -7483,11 +8107,342 @@
                 <w:sz w:val="18"/>
               </w:rPr>
               <w:t>击败德国的首发11人均可用</w:t>
+            </w:r>
+          </w:p>
+        </w:tc>
+      </w:tr>
+      <w:tr>
+        <w:tc>
+          <w:tcPr>
+            <w:tcW w:type="dxa" w:w="3784"/>
+            <w:shd w:fill="F2F2F2"/>
+            <w:vAlign w:val="center"/>
+          </w:tcPr>
+          <w:p>
+            <w:pPr>
+              <w:jc w:val="center"/>
+            </w:pPr>
+            <w:r/>
+            <w:r>
+              <w:rPr>
+                <w:rFonts w:ascii="微软雅黑" w:hAnsi="微软雅黑" w:eastAsia="微软雅黑"/>
+                <w:sz w:val="18"/>
+              </w:rPr>
+              <w:t>墨西哥</w:t>
+            </w:r>
+          </w:p>
+        </w:tc>
+        <w:tc>
+          <w:tcPr>
+            <w:tcW w:type="dxa" w:w="3784"/>
+            <w:shd w:fill="F2F2F2"/>
+            <w:vAlign w:val="center"/>
+          </w:tcPr>
+          <w:p>
+            <w:pPr>
+              <w:jc w:val="center"/>
+            </w:pPr>
+            <w:r/>
+            <w:r>
+              <w:rPr>
+                <w:rFonts w:ascii="微软雅黑" w:hAnsi="微软雅黑" w:eastAsia="微软雅黑"/>
+                <w:sz w:val="18"/>
+              </w:rPr>
+              <w:t>埃德松·阿尔瓦雷斯</w:t>
+            </w:r>
+          </w:p>
+        </w:tc>
+        <w:tc>
+          <w:tcPr>
+            <w:tcW w:type="dxa" w:w="3784"/>
+            <w:shd w:fill="F2F2F2"/>
+            <w:vAlign w:val="center"/>
+          </w:tcPr>
+          <w:p>
+            <w:pPr>
+              <w:jc w:val="center"/>
+            </w:pPr>
+            <w:r/>
+            <w:r>
+              <w:rPr>
+                <w:rFonts w:ascii="微软雅黑" w:hAnsi="微软雅黑" w:eastAsia="微软雅黑"/>
+                <w:sz w:val="18"/>
+              </w:rPr>
+              <w:t>[替补]</w:t>
+            </w:r>
+          </w:p>
+        </w:tc>
+        <w:tc>
+          <w:tcPr>
+            <w:tcW w:type="dxa" w:w="3784"/>
+            <w:shd w:fill="F2F2F2"/>
+            <w:vAlign w:val="center"/>
+          </w:tcPr>
+          <w:p>
+            <w:pPr>
+              <w:jc w:val="center"/>
+            </w:pPr>
+            <w:r/>
+            <w:r>
+              <w:rPr>
+                <w:rFonts w:ascii="微软雅黑" w:hAnsi="微软雅黑" w:eastAsia="微软雅黑"/>
+                <w:sz w:val="18"/>
+              </w:rPr>
+              <w:t>战术决定非伤病。费内巴切赛季核心→下半场可入场</w:t>
+            </w:r>
+          </w:p>
+        </w:tc>
+      </w:tr>
+      <w:tr>
+        <w:tc>
+          <w:tcPr>
+            <w:tcW w:type="dxa" w:w="3784"/>
+            <w:vAlign w:val="center"/>
+          </w:tcPr>
+          <w:p>
+            <w:pPr>
+              <w:jc w:val="center"/>
+            </w:pPr>
+            <w:r/>
+            <w:r>
+              <w:rPr>
+                <w:rFonts w:ascii="微软雅黑" w:hAnsi="微软雅黑" w:eastAsia="微软雅黑"/>
+                <w:sz w:val="18"/>
+              </w:rPr>
+              <w:t>厄瓜多尔</w:t>
+            </w:r>
+          </w:p>
+        </w:tc>
+        <w:tc>
+          <w:tcPr>
+            <w:tcW w:type="dxa" w:w="3784"/>
+            <w:vAlign w:val="center"/>
+          </w:tcPr>
+          <w:p>
+            <w:pPr>
+              <w:jc w:val="center"/>
+            </w:pPr>
+            <w:r/>
+            <w:r>
+              <w:rPr>
+                <w:rFonts w:ascii="微软雅黑" w:hAnsi="微软雅黑" w:eastAsia="微软雅黑"/>
+                <w:sz w:val="18"/>
+              </w:rPr>
+              <w:t>肯德里·派斯</w:t>
+            </w:r>
+          </w:p>
+        </w:tc>
+        <w:tc>
+          <w:tcPr>
+            <w:tcW w:type="dxa" w:w="3784"/>
+            <w:vAlign w:val="center"/>
+          </w:tcPr>
+          <w:p>
+            <w:pPr>
+              <w:jc w:val="center"/>
+            </w:pPr>
+            <w:r/>
+            <w:r>
+              <w:rPr>
+                <w:rFonts w:ascii="微软雅黑" w:hAnsi="微软雅黑" w:eastAsia="微软雅黑"/>
+                <w:sz w:val="18"/>
+              </w:rPr>
+              <w:t>[替补]</w:t>
+            </w:r>
+          </w:p>
+        </w:tc>
+        <w:tc>
+          <w:tcPr>
+            <w:tcW w:type="dxa" w:w="3784"/>
+            <w:vAlign w:val="center"/>
+          </w:tcPr>
+          <w:p>
+            <w:pPr>
+              <w:jc w:val="center"/>
+            </w:pPr>
+            <w:r/>
+            <w:r>
+              <w:rPr>
+                <w:rFonts w:ascii="微软雅黑" w:hAnsi="微软雅黑" w:eastAsia="微软雅黑"/>
+                <w:sz w:val="18"/>
+              </w:rPr>
+              <w:t>17岁天才→下半场核武。如果落后80分钟入场</w:t>
+            </w:r>
+          </w:p>
+        </w:tc>
+      </w:tr>
+      <w:tr>
+        <w:tc>
+          <w:tcPr>
+            <w:tcW w:type="dxa" w:w="3784"/>
+            <w:shd w:fill="F2F2F2"/>
+            <w:vAlign w:val="center"/>
+          </w:tcPr>
+          <w:p>
+            <w:pPr>
+              <w:jc w:val="center"/>
+            </w:pPr>
+            <w:r/>
+            <w:r>
+              <w:rPr>
+                <w:rFonts w:ascii="微软雅黑" w:hAnsi="微软雅黑" w:eastAsia="微软雅黑"/>
+                <w:sz w:val="18"/>
+              </w:rPr>
+              <w:t>墨西哥</w:t>
+            </w:r>
+          </w:p>
+        </w:tc>
+        <w:tc>
+          <w:tcPr>
+            <w:tcW w:type="dxa" w:w="3784"/>
+            <w:shd w:fill="F2F2F2"/>
+            <w:vAlign w:val="center"/>
+          </w:tcPr>
+          <w:p>
+            <w:pPr>
+              <w:jc w:val="center"/>
+            </w:pPr>
+            <w:r/>
+            <w:r>
+              <w:rPr>
+                <w:rFonts w:ascii="微软雅黑" w:hAnsi="微软雅黑" w:eastAsia="微软雅黑"/>
+                <w:sz w:val="18"/>
+              </w:rPr>
+              <w:t>圣地亚哥·希门尼斯</w:t>
+            </w:r>
+          </w:p>
+        </w:tc>
+        <w:tc>
+          <w:tcPr>
+            <w:tcW w:type="dxa" w:w="3784"/>
+            <w:shd w:fill="F2F2F2"/>
+            <w:vAlign w:val="center"/>
+          </w:tcPr>
+          <w:p>
+            <w:pPr>
+              <w:jc w:val="center"/>
+            </w:pPr>
+            <w:r/>
+            <w:r>
+              <w:rPr>
+                <w:rFonts w:ascii="微软雅黑" w:hAnsi="微软雅黑" w:eastAsia="微软雅黑"/>
+                <w:sz w:val="18"/>
+              </w:rPr>
+              <w:t>[替补]</w:t>
+            </w:r>
+          </w:p>
+        </w:tc>
+        <w:tc>
+          <w:tcPr>
+            <w:tcW w:type="dxa" w:w="3784"/>
+            <w:shd w:fill="F2F2F2"/>
+            <w:vAlign w:val="center"/>
+          </w:tcPr>
+          <w:p>
+            <w:pPr>
+              <w:jc w:val="center"/>
+            </w:pPr>
+            <w:r/>
+            <w:r>
+              <w:rPr>
+                <w:rFonts w:ascii="微软雅黑" w:hAnsi="微软雅黑" w:eastAsia="微软雅黑"/>
+                <w:sz w:val="18"/>
+              </w:rPr>
+              <w:t>费耶诺德前锋, 下半场火力补充</w:t>
+            </w:r>
+          </w:p>
+        </w:tc>
+      </w:tr>
+      <w:tr>
+        <w:tc>
+          <w:tcPr>
+            <w:tcW w:type="dxa" w:w="3784"/>
+            <w:vAlign w:val="center"/>
+          </w:tcPr>
+          <w:p>
+            <w:pPr>
+              <w:jc w:val="center"/>
+            </w:pPr>
+            <w:r/>
+            <w:r>
+              <w:rPr>
+                <w:rFonts w:ascii="微软雅黑" w:hAnsi="微软雅黑" w:eastAsia="微软雅黑"/>
+                <w:sz w:val="18"/>
+              </w:rPr>
+              <w:t>墨西哥</w:t>
+            </w:r>
+          </w:p>
+        </w:tc>
+        <w:tc>
+          <w:tcPr>
+            <w:tcW w:type="dxa" w:w="3784"/>
+            <w:vAlign w:val="center"/>
+          </w:tcPr>
+          <w:p>
+            <w:pPr>
+              <w:jc w:val="center"/>
+            </w:pPr>
+            <w:r/>
+            <w:r>
+              <w:rPr>
+                <w:rFonts w:ascii="微软雅黑" w:hAnsi="微软雅黑" w:eastAsia="微软雅黑"/>
+                <w:sz w:val="18"/>
+              </w:rPr>
+              <w:t>奥乔亚</w:t>
+            </w:r>
+          </w:p>
+        </w:tc>
+        <w:tc>
+          <w:tcPr>
+            <w:tcW w:type="dxa" w:w="3784"/>
+            <w:vAlign w:val="center"/>
+          </w:tcPr>
+          <w:p>
+            <w:pPr>
+              <w:jc w:val="center"/>
+            </w:pPr>
+            <w:r/>
+            <w:r>
+              <w:rPr>
+                <w:rFonts w:ascii="微软雅黑" w:hAnsi="微软雅黑" w:eastAsia="微软雅黑"/>
+                <w:sz w:val="18"/>
+              </w:rPr>
+              <w:t>[替补]</w:t>
+            </w:r>
+          </w:p>
+        </w:tc>
+        <w:tc>
+          <w:tcPr>
+            <w:tcW w:type="dxa" w:w="3784"/>
+            <w:vAlign w:val="center"/>
+          </w:tcPr>
+          <w:p>
+            <w:pPr>
+              <w:jc w:val="center"/>
+            </w:pPr>
+            <w:r/>
+            <w:r>
+              <w:rPr>
+                <w:rFonts w:ascii="微软雅黑" w:hAnsi="微软雅黑" w:eastAsia="微软雅黑"/>
+                <w:sz w:val="18"/>
+              </w:rPr>
+              <w:t>40岁6届老将, 如果进入点球大战是武器</w:t>
             </w:r>
           </w:p>
         </w:tc>
       </w:tr>
     </w:tbl>
+    <w:p>
+      <w:r>
+        <w:rPr>
+          <w:rFonts w:ascii="微软雅黑" w:hAnsi="微软雅黑" w:eastAsia="微软雅黑"/>
+          <w:b w:val="0"/>
+          <w:color w:val="7F8C8D"/>
+          <w:sz w:val="17"/>
+        </w:rPr>
+        <w:t>关键观察: 双方都没有伤病困扰, 所有替补席上的关键球员都是战术选择而非被迫。双方教练都有完整手牌。</w:t>
+      </w:r>
+    </w:p>
     <w:p/>
     <w:p>
       <w:r>
@@ -7507,7 +8462,7 @@
           <w:b w:val="0"/>
           <w:sz w:val="18"/>
         </w:rPr>
-        <w:t>3.5/5 — 低位防守:良好 | 速度反击:良好(普拉塔+安古洛) | 定位球:良好 | 前30分钟:一般 | 被压制不崩盘:良好(对德国逆转)</w:t>
+        <w:t>3.5/5 — 低位防守:良好 | 速度反击:良好(普拉塔+安古洛,凯塞多推进) | 定位球:良好(帕乔+欣卡皮耶) | 前30分钟:一般(对德国早期丢球但迅速扳平) | 被压制不崩盘:良好(对德国被压制→逆转)</w:t>
       </w:r>
     </w:p>
     <w:p>
@@ -7515,10 +8470,10 @@
         <w:rPr>
           <w:rFonts w:ascii="微软雅黑" w:hAnsi="微软雅黑" w:eastAsia="微软雅黑"/>
           <w:b w:val="0"/>
-          <w:color w:val="666666"/>
+          <w:color w:val="7F8C8D"/>
           <w:sz w:val="18"/>
         </w:rPr>
-        <w:t>介于"不稳定"和"能爆冷"之间的灰色地带。对库拉索0-0和对德国2-1的差距是世界杯最大的方差。</w:t>
+        <w:t>介于"不稳定"和"能爆冷"之间的灰色地带。对库拉索0-0(27射0球)和对德国2-1逆转的差距是世界杯最大的方差。</w:t>
       </w:r>
     </w:p>
     <w:p/>
@@ -7640,7 +8595,7 @@
         <w:tc>
           <w:tcPr>
             <w:tcW w:type="dxa" w:w="3784"/>
-            <w:shd w:fill="27AE60"/>
+            <w:shd w:fill="E8F8F5"/>
             <w:vAlign w:val="center"/>
           </w:tcPr>
           <w:p>
@@ -7661,7 +8616,7 @@
         <w:tc>
           <w:tcPr>
             <w:tcW w:type="dxa" w:w="3784"/>
-            <w:shd w:fill="27AE60"/>
+            <w:shd w:fill="E8F8F5"/>
             <w:vAlign w:val="center"/>
           </w:tcPr>
           <w:p>
@@ -7682,7 +8637,7 @@
         <w:tc>
           <w:tcPr>
             <w:tcW w:type="dxa" w:w="3784"/>
-            <w:shd w:fill="27AE60"/>
+            <w:shd w:fill="E8F8F5"/>
             <w:vAlign w:val="center"/>
           </w:tcPr>
           <w:p>
@@ -7703,7 +8658,7 @@
         <w:tc>
           <w:tcPr>
             <w:tcW w:type="dxa" w:w="3784"/>
-            <w:shd w:fill="27AE60"/>
+            <w:shd w:fill="E8F8F5"/>
             <w:vAlign w:val="center"/>
           </w:tcPr>
           <w:p>
@@ -7757,7 +8712,7 @@
                 <w:rFonts w:ascii="微软雅黑" w:hAnsi="微软雅黑" w:eastAsia="微软雅黑"/>
                 <w:sz w:val="18"/>
               </w:rPr>
-              <w:t>墨西哥 2-0</w:t>
+              <w:t>1-1(墨加时晋级)</w:t>
             </w:r>
           </w:p>
         </w:tc>
@@ -7776,7 +8731,7 @@
                 <w:rFonts w:ascii="微软雅黑" w:hAnsi="微软雅黑" w:eastAsia="微软雅黑"/>
                 <w:sz w:val="18"/>
               </w:rPr>
-              <w:t>1-0</w:t>
+              <w:t>0-0</w:t>
             </w:r>
           </w:p>
         </w:tc>
@@ -7795,7 +8750,7 @@
                 <w:rFonts w:ascii="微软雅黑" w:hAnsi="微软雅黑" w:eastAsia="微软雅黑"/>
                 <w:sz w:val="18"/>
               </w:rPr>
-              <w:t>上半场破门→下半场反击锁定</w:t>
+              <w:t>[上调]厄瓜多尔双前锋→凯塞多反击助攻→墨西哥追平→加时主场优势</w:t>
             </w:r>
           </w:p>
         </w:tc>
@@ -7837,7 +8792,7 @@
                 <w:rFonts w:ascii="微软雅黑" w:hAnsi="微软雅黑" w:eastAsia="微软雅黑"/>
                 <w:sz w:val="18"/>
               </w:rPr>
-              <w:t>1-1(墨西哥加时晋级)</w:t>
+              <w:t>墨西哥 2-0</w:t>
             </w:r>
           </w:p>
         </w:tc>
@@ -7857,7 +8812,7 @@
                 <w:rFonts w:ascii="微软雅黑" w:hAnsi="微软雅黑" w:eastAsia="微软雅黑"/>
                 <w:sz w:val="18"/>
               </w:rPr>
-              <w:t>0-0</w:t>
+              <w:t>1-0</w:t>
             </w:r>
           </w:p>
         </w:tc>
@@ -7877,7 +8832,7 @@
                 <w:rFonts w:ascii="微软雅黑" w:hAnsi="微软雅黑" w:eastAsia="微软雅黑"/>
                 <w:sz w:val="18"/>
               </w:rPr>
-              <w:t>厄瓜多尔大巴→凯塞多反击→墨追平→加时主場</w:t>
+              <w:t>上半场破门→下半场厄瓜多尔压上→阿尔瓦拉多反击锁定</w:t>
             </w:r>
           </w:p>
         </w:tc>
@@ -7917,7 +8872,7 @@
                 <w:rFonts w:ascii="微软雅黑" w:hAnsi="微软雅黑" w:eastAsia="微软雅黑"/>
                 <w:sz w:val="18"/>
               </w:rPr>
-              <w:t>0-0(墨西哥点球晋级)</w:t>
+              <w:t>0-0(墨点球晋级)</w:t>
             </w:r>
           </w:p>
         </w:tc>
@@ -7955,12 +8910,99 @@
                 <w:rFonts w:ascii="微软雅黑" w:hAnsi="微软雅黑" w:eastAsia="微软雅黑"/>
                 <w:sz w:val="18"/>
               </w:rPr>
-              <w:t>极度僵持→加时无建树→兰赫尔扑点</w:t>
+              <w:t>[下调]厄瓜多尔双前锋不摆大巴→双方都有进攻意图→0-0概率低于1-1</w:t>
             </w:r>
           </w:p>
         </w:tc>
       </w:tr>
     </w:tbl>
+    <w:p>
+      <w:r>
+        <w:rPr>
+          <w:rFonts w:ascii="微软雅黑" w:hAnsi="微软雅黑" w:eastAsia="微软雅黑"/>
+          <w:b/>
+          <w:color w:val="1A1A2E"/>
+          <w:sz w:val="17"/>
+        </w:rPr>
+        <w:t>DraftKings赔率验证: 墨西哥晋级64% vs 厄瓜多尔35%。大小球1.5线大球略占优→与1-0首选一致。</w:t>
+      </w:r>
+    </w:p>
+    <w:p>
+      <w:r>
+        <w:rPr>
+          <w:rFonts w:ascii="微软雅黑" w:hAnsi="微软雅黑" w:eastAsia="微软雅黑"/>
+          <w:b w:val="0"/>
+          <w:color w:val="7F8C8D"/>
+          <w:sz w:val="17"/>
+        </w:rPr>
+        <w:t>首发后调整: 1-1上调(厄瓜多尔攻击意图明确) / 0-0下调(双方都不摆大巴)</w:t>
+      </w:r>
+    </w:p>
+    <w:p/>
+    <w:p>
+      <w:r>
+        <w:rPr>
+          <w:rFonts w:ascii="微软雅黑" w:hAnsi="微软雅黑" w:eastAsia="微软雅黑"/>
+          <w:b/>
+          <w:color w:val="1A1A2E"/>
+          <w:sz w:val="20"/>
+        </w:rPr>
+        <w:t>教练博弈(首发后更新)</w:t>
+      </w:r>
+    </w:p>
+    <w:p>
+      <w:r>
+        <w:rPr>
+          <w:rFonts w:ascii="微软雅黑" w:hAnsi="微软雅黑" w:eastAsia="微软雅黑"/>
+          <w:b w:val="0"/>
+          <w:sz w:val="17"/>
+        </w:rPr>
+        <w:t>墨西哥(阿吉雷): 用17岁莫拉而非阿尔瓦雷斯首发→想在开场阶段用创造力而非硬度。领先:442双后腰→可能换下莫拉上阿尔瓦雷斯。落后:阿尔瓦雷斯入场+圣地亚哥·希门尼斯双前锋+加强边路传中。</w:t>
+      </w:r>
+    </w:p>
+    <w:p>
+      <w:r>
+        <w:rPr>
+          <w:rFonts w:ascii="微软雅黑" w:hAnsi="微软雅黑" w:eastAsia="微软雅黑"/>
+          <w:b w:val="0"/>
+          <w:sz w:val="17"/>
+        </w:rPr>
+        <w:t>厄瓜多尔(贝卡塞塞): 普拉塔+瓦伦西亚双前锋(而非保守5后卫)→说明厄瓜多尔想进球。领先:5后卫死守+凯塞多拖后。落后:上派斯+埃斯图皮尼安→加速边路+天才创造力。</w:t>
+      </w:r>
+    </w:p>
+    <w:p>
+      <w:r>
+        <w:rPr>
+          <w:rFonts w:ascii="微软雅黑" w:hAnsi="微软雅黑" w:eastAsia="微软雅黑"/>
+          <w:b/>
+          <w:color w:val="C0392B"/>
+          <w:sz w:val="17"/>
+        </w:rPr>
+        <w:t>关键博弈: 阿吉雷赌莫拉—如果前30分钟莫拉被凯塞多完全压制→墨西哥中场失控→阿尔瓦雷斯提前入场(30-45分钟)。贝卡塞塞的4-4-2双前锋意味着后场只有2个中场(凯塞多+维特)→墨西哥中场人数3v2占优。</w:t>
+      </w:r>
+    </w:p>
+    <w:p/>
+    <w:p>
+      <w:r>
+        <w:rPr>
+          <w:rFonts w:ascii="微软雅黑" w:hAnsi="微软雅黑" w:eastAsia="微软雅黑"/>
+          <w:b/>
+          <w:color w:val="1A1A2E"/>
+          <w:sz w:val="20"/>
+        </w:rPr>
+        <w:t>定位球攻防</w:t>
+      </w:r>
+    </w:p>
+    <w:p>
+      <w:r>
+        <w:rPr>
+          <w:rFonts w:ascii="微软雅黑" w:hAnsi="微软雅黑" w:eastAsia="微软雅黑"/>
+          <w:b w:val="0"/>
+          <w:sz w:val="17"/>
+        </w:rPr>
+        <w:t>墨西哥进攻: 蒙特斯+巴斯克斯头球, 希门尼斯支点。角球在主场球迷助威下是重要武器。厄瓜多尔进攻: 帕乔(PSG)+欣卡皮耶(阿森纳)头球。凯塞多任意球。关键: 墨西哥1-0的路径最可能在定位球—希门尼斯或蒙特斯头球在阿兹台克高压氛围中会被放大。</w:t>
+      </w:r>
+    </w:p>
     <w:p/>
     <w:p>
       <w:r>
@@ -7980,7 +9022,7 @@
           <w:b w:val="0"/>
           <w:sz w:val="18"/>
         </w:rPr>
-        <w:t>墨西哥久攻不下→主场焦虑→凯塞多抢断→普拉塔反击→0-1→墨西哥全压→厄瓜多尔5-4-1大巴→0-1或1-1(加时/点球胜)。最可能冷门比分: 1-1(厄瓜多尔加时或点球晋级) — 与荷兰vs摩洛哥高度相似。</w:t>
+        <w:t>墨西哥久攻不下→主场焦虑上升→凯塞多中场抢断→普拉塔反击1v1→0-1→墨西哥全线压上→厄瓜多尔大巴升级(5-4-1)→厄瓜多尔1-0或1-1(加时/点球胜)。最可能冷门比分: 1-1(厄瓜多尔加时或点球晋级)—这种模式与荷兰vs摩洛哥高度相似: 主场热门控球但不进球, 客场爆冷队大巴+反击+点球。</w:t>
       </w:r>
     </w:p>
     <w:p/>
@@ -8012,7 +9054,7 @@
           <w:b/>
           <w:sz w:val="18"/>
         </w:rPr>
-        <w:t>2. 法国vs瑞典: 本日最没悬念, 但不是0悬念。瑞典三叉戟有能力进球。R16对手是巴拉圭=巨大奖励。</w:t>
+        <w:t>2. 法国vs瑞典: 本日最没悬念, 但不是0悬念。瑞典三叉戟(伊萨克+哲凯赖什+埃兰加)有能力进球。法国R16对手是巴拉圭而非德国=巨大奖励。</w:t>
       </w:r>
     </w:p>
     <w:p>
@@ -8022,9 +9064,10 @@
           <w:b/>
           <w:sz w:val="18"/>
         </w:rPr>
-        <w:t>3. 墨西哥vs厄瓜多尔: 本日最胶着。1.4:1身价比+淘汰赛=任何结果可能。阿兹台克是最大变量。</w:t>
+        <w:t>3. 墨西哥vs厄瓜多尔: [首发后不确定性上升] 17岁莫拉vs凯塞多=最大经验鸿沟, 但墨西哥替补席有阿尔瓦雷斯这个后手核武。厄瓜多尔双前锋表示他们来进球而非守平。核心悬念: 莫拉前30分钟活下来就是墨西哥的天才, 活不下来就是厄瓜多尔的突破口。DraftKings墨西哥64%晋级→与我们的方向一致。</w:t>
       </w:r>
     </w:p>
+    <w:p/>
     <w:p>
       <w:r>
         <w:rPr>
@@ -8033,7 +9076,7 @@
           <w:color w:val="AAAAAA"/>
           <w:sz w:val="16"/>
         </w:rPr>
-        <w:t>—</w:t>
+        <w:t>─</w:t>
       </w:r>
     </w:p>
     <w:p>
@@ -8044,7 +9087,7 @@
           <w:color w:val="999999"/>
           <w:sz w:val="14"/>
         </w:rPr>
-        <w:t>数据: ESPN API + Sports Mole + SI + RotoWire + Transfermarkt | 身价: Transfermarkt via Mundo Deportivo (2026年6月)</w:t>
+        <w:t>数据: ESPN API + FIFA API + Sports Mole + SI + RotoWire + Transfermarkt + DraftKings | 身价: Transfermarkt via Mundo Deportivo (2026年6月)</w:t>
       </w:r>
     </w:p>
     <w:p>
@@ -8055,7 +9098,7 @@
           <w:color w:val="999999"/>
           <w:sz w:val="14"/>
         </w:rPr>
-        <w:t>分析框架: CLAUDE.md v17 + 6月30日复盘教训 | 预测时间: 2026年6月30日 16:00 BJT</w:t>
+        <w:t>分析框架: CLAUDE.md v17 + 6月30日复盘教训 | 预测时间: 2026年6月30日 16:00 BJT | 更新: 2026年7月1日 08:05 BJT (首发确认+赔率)</w:t>
       </w:r>
     </w:p>
     <w:p>
